--- a/klagomål/A 48581-2025 FSC-klagomål.docx
+++ b/klagomål/A 48581-2025 FSC-klagomål.docx
@@ -1386,7 +1386,7 @@
     <w:r>
       <w:tab/>
       <w:tab/>
-      <w:t>2026-09-14</w:t>
+      <w:t>2026-09-15</w:t>
       <w:br/>
       <w:br/>
     </w:r>

--- a/klagomål/A 48581-2025 FSC-klagomål.docx
+++ b/klagomål/A 48581-2025 FSC-klagomål.docx
@@ -1386,7 +1386,7 @@
     <w:r>
       <w:tab/>
       <w:tab/>
-      <w:t>2026-09-15</w:t>
+      <w:t>2026-09-16</w:t>
       <w:br/>
       <w:br/>
     </w:r>

--- a/klagomål/A 48581-2025 FSC-klagomål.docx
+++ b/klagomål/A 48581-2025 FSC-klagomål.docx
@@ -1386,7 +1386,7 @@
     <w:r>
       <w:tab/>
       <w:tab/>
-      <w:t>2026-09-16</w:t>
+      <w:t>2026-09-17</w:t>
       <w:br/>
       <w:br/>
     </w:r>

--- a/klagomål/A 48581-2025 FSC-klagomål.docx
+++ b/klagomål/A 48581-2025 FSC-klagomål.docx
@@ -1386,7 +1386,7 @@
     <w:r>
       <w:tab/>
       <w:tab/>
-      <w:t>2026-09-17</w:t>
+      <w:t>2026-09-18</w:t>
       <w:br/>
       <w:br/>
     </w:r>

--- a/klagomål/A 48581-2025 FSC-klagomål.docx
+++ b/klagomål/A 48581-2025 FSC-klagomål.docx
@@ -1386,7 +1386,7 @@
     <w:r>
       <w:tab/>
       <w:tab/>
-      <w:t>2026-09-18</w:t>
+      <w:t>2026-09-19</w:t>
       <w:br/>
       <w:br/>
     </w:r>

--- a/klagomål/A 48581-2025 FSC-klagomål.docx
+++ b/klagomål/A 48581-2025 FSC-klagomål.docx
@@ -1386,7 +1386,7 @@
     <w:r>
       <w:tab/>
       <w:tab/>
-      <w:t>2026-09-19</w:t>
+      <w:t>2026-09-21</w:t>
       <w:br/>
       <w:br/>
     </w:r>

--- a/klagomål/A 48581-2025 FSC-klagomål.docx
+++ b/klagomål/A 48581-2025 FSC-klagomål.docx
@@ -1386,7 +1386,7 @@
     <w:r>
       <w:tab/>
       <w:tab/>
-      <w:t>2026-09-21</w:t>
+      <w:t>2026-09-23</w:t>
       <w:br/>
       <w:br/>
     </w:r>

--- a/klagomål/A 48581-2025 FSC-klagomål.docx
+++ b/klagomål/A 48581-2025 FSC-klagomål.docx
@@ -1386,7 +1386,7 @@
     <w:r>
       <w:tab/>
       <w:tab/>
-      <w:t>2026-09-23</w:t>
+      <w:t>2026-09-24</w:t>
       <w:br/>
       <w:br/>
     </w:r>

--- a/klagomål/A 48581-2025 FSC-klagomål.docx
+++ b/klagomål/A 48581-2025 FSC-klagomål.docx
@@ -1386,7 +1386,7 @@
     <w:r>
       <w:tab/>
       <w:tab/>
-      <w:t>2026-09-24</w:t>
+      <w:t>2026-09-25</w:t>
       <w:br/>
       <w:br/>
     </w:r>

--- a/klagomål/A 48581-2025 FSC-klagomål.docx
+++ b/klagomål/A 48581-2025 FSC-klagomål.docx
@@ -1386,7 +1386,7 @@
     <w:r>
       <w:tab/>
       <w:tab/>
-      <w:t>2026-09-25</w:t>
+      <w:t>2026-09-26</w:t>
       <w:br/>
       <w:br/>
     </w:r>

--- a/klagomål/A 48581-2025 FSC-klagomål.docx
+++ b/klagomål/A 48581-2025 FSC-klagomål.docx
@@ -1386,7 +1386,7 @@
     <w:r>
       <w:tab/>
       <w:tab/>
-      <w:t>2026-09-26</w:t>
+      <w:t>2026-09-27</w:t>
       <w:br/>
       <w:br/>
     </w:r>

--- a/klagomål/A 48581-2025 FSC-klagomål.docx
+++ b/klagomål/A 48581-2025 FSC-klagomål.docx
@@ -1386,7 +1386,7 @@
     <w:r>
       <w:tab/>
       <w:tab/>
-      <w:t>2026-09-27</w:t>
+      <w:t>2026-09-28</w:t>
       <w:br/>
       <w:br/>
     </w:r>

--- a/klagomål/A 48581-2025 FSC-klagomål.docx
+++ b/klagomål/A 48581-2025 FSC-klagomål.docx
@@ -1386,7 +1386,7 @@
     <w:r>
       <w:tab/>
       <w:tab/>
-      <w:t>2026-09-28</w:t>
+      <w:t>2026-09-29</w:t>
       <w:br/>
       <w:br/>
     </w:r>

--- a/klagomål/A 48581-2025 FSC-klagomål.docx
+++ b/klagomål/A 48581-2025 FSC-klagomål.docx
@@ -1386,7 +1386,7 @@
     <w:r>
       <w:tab/>
       <w:tab/>
-      <w:t>2026-09-29</w:t>
+      <w:t>2026-09-30</w:t>
       <w:br/>
       <w:br/>
     </w:r>

--- a/klagomål/A 48581-2025 FSC-klagomål.docx
+++ b/klagomål/A 48581-2025 FSC-klagomål.docx
@@ -1386,7 +1386,7 @@
     <w:r>
       <w:tab/>
       <w:tab/>
-      <w:t>2026-09-30</w:t>
+      <w:t>2026-10-01</w:t>
       <w:br/>
       <w:br/>
     </w:r>

--- a/klagomål/A 48581-2025 FSC-klagomål.docx
+++ b/klagomål/A 48581-2025 FSC-klagomål.docx
@@ -1386,7 +1386,7 @@
     <w:r>
       <w:tab/>
       <w:tab/>
-      <w:t>2026-10-01</w:t>
+      <w:t>2026-10-02</w:t>
       <w:br/>
       <w:br/>
     </w:r>

--- a/klagomål/A 48581-2025 FSC-klagomål.docx
+++ b/klagomål/A 48581-2025 FSC-klagomål.docx
@@ -1386,7 +1386,7 @@
     <w:r>
       <w:tab/>
       <w:tab/>
-      <w:t>2026-10-02</w:t>
+      <w:t>2026-10-03</w:t>
       <w:br/>
       <w:br/>
     </w:r>

--- a/klagomål/A 48581-2025 FSC-klagomål.docx
+++ b/klagomål/A 48581-2025 FSC-klagomål.docx
@@ -1386,7 +1386,7 @@
     <w:r>
       <w:tab/>
       <w:tab/>
-      <w:t>2026-10-03</w:t>
+      <w:t>2026-10-04</w:t>
       <w:br/>
       <w:br/>
     </w:r>

--- a/klagomål/A 48581-2025 FSC-klagomål.docx
+++ b/klagomål/A 48581-2025 FSC-klagomål.docx
@@ -1386,7 +1386,7 @@
     <w:r>
       <w:tab/>
       <w:tab/>
-      <w:t>2026-10-04</w:t>
+      <w:t>2026-10-05</w:t>
       <w:br/>
       <w:br/>
     </w:r>

--- a/klagomål/A 48581-2025 FSC-klagomål.docx
+++ b/klagomål/A 48581-2025 FSC-klagomål.docx
@@ -1386,7 +1386,7 @@
     <w:r>
       <w:tab/>
       <w:tab/>
-      <w:t>2026-10-05</w:t>
+      <w:t>2026-10-06</w:t>
       <w:br/>
       <w:br/>
     </w:r>

--- a/klagomål/A 48581-2025 FSC-klagomål.docx
+++ b/klagomål/A 48581-2025 FSC-klagomål.docx
@@ -1386,7 +1386,7 @@
     <w:r>
       <w:tab/>
       <w:tab/>
-      <w:t>2026-10-06</w:t>
+      <w:t>2026-10-07</w:t>
       <w:br/>
       <w:br/>
     </w:r>

--- a/klagomål/A 48581-2025 FSC-klagomål.docx
+++ b/klagomål/A 48581-2025 FSC-klagomål.docx
@@ -1386,7 +1386,7 @@
     <w:r>
       <w:tab/>
       <w:tab/>
-      <w:t>2026-10-07</w:t>
+      <w:t>2026-10-08</w:t>
       <w:br/>
       <w:br/>
     </w:r>

--- a/klagomål/A 48581-2025 FSC-klagomål.docx
+++ b/klagomål/A 48581-2025 FSC-klagomål.docx
@@ -1386,7 +1386,7 @@
     <w:r>
       <w:tab/>
       <w:tab/>
-      <w:t>2026-10-08</w:t>
+      <w:t>2026-10-09</w:t>
       <w:br/>
       <w:br/>
     </w:r>

--- a/klagomål/A 48581-2025 FSC-klagomål.docx
+++ b/klagomål/A 48581-2025 FSC-klagomål.docx
@@ -1386,7 +1386,7 @@
     <w:r>
       <w:tab/>
       <w:tab/>
-      <w:t>2026-10-09</w:t>
+      <w:t>2026-10-10</w:t>
       <w:br/>
       <w:br/>
     </w:r>

--- a/klagomål/A 48581-2025 FSC-klagomål.docx
+++ b/klagomål/A 48581-2025 FSC-klagomål.docx
@@ -1386,7 +1386,7 @@
     <w:r>
       <w:tab/>
       <w:tab/>
-      <w:t>2026-10-10</w:t>
+      <w:t>2026-10-11</w:t>
       <w:br/>
       <w:br/>
     </w:r>

--- a/klagomål/A 48581-2025 FSC-klagomål.docx
+++ b/klagomål/A 48581-2025 FSC-klagomål.docx
@@ -1386,7 +1386,7 @@
     <w:r>
       <w:tab/>
       <w:tab/>
-      <w:t>2026-10-11</w:t>
+      <w:t>2026-10-12</w:t>
       <w:br/>
       <w:br/>
     </w:r>

--- a/klagomål/A 48581-2025 FSC-klagomål.docx
+++ b/klagomål/A 48581-2025 FSC-klagomål.docx
@@ -1386,7 +1386,7 @@
     <w:r>
       <w:tab/>
       <w:tab/>
-      <w:t>2026-10-12</w:t>
+      <w:t>2026-10-13</w:t>
       <w:br/>
       <w:br/>
     </w:r>

--- a/klagomål/A 48581-2025 FSC-klagomål.docx
+++ b/klagomål/A 48581-2025 FSC-klagomål.docx
@@ -1386,7 +1386,7 @@
     <w:r>
       <w:tab/>
       <w:tab/>
-      <w:t>2026-10-13</w:t>
+      <w:t>2026-10-14</w:t>
       <w:br/>
       <w:br/>
     </w:r>

--- a/klagomål/A 48581-2025 FSC-klagomål.docx
+++ b/klagomål/A 48581-2025 FSC-klagomål.docx
@@ -1386,7 +1386,7 @@
     <w:r>
       <w:tab/>
       <w:tab/>
-      <w:t>2026-10-14</w:t>
+      <w:t>2026-10-15</w:t>
       <w:br/>
       <w:br/>
     </w:r>

--- a/klagomål/A 48581-2025 FSC-klagomål.docx
+++ b/klagomål/A 48581-2025 FSC-klagomål.docx
@@ -1386,7 +1386,7 @@
     <w:r>
       <w:tab/>
       <w:tab/>
-      <w:t>2026-10-15</w:t>
+      <w:t>2026-10-16</w:t>
       <w:br/>
       <w:br/>
     </w:r>

--- a/klagomål/A 48581-2025 FSC-klagomål.docx
+++ b/klagomål/A 48581-2025 FSC-klagomål.docx
@@ -1386,7 +1386,7 @@
     <w:r>
       <w:tab/>
       <w:tab/>
-      <w:t>2026-10-16</w:t>
+      <w:t>2026-10-17</w:t>
       <w:br/>
       <w:br/>
     </w:r>

--- a/klagomål/A 48581-2025 FSC-klagomål.docx
+++ b/klagomål/A 48581-2025 FSC-klagomål.docx
@@ -1386,7 +1386,7 @@
     <w:r>
       <w:tab/>
       <w:tab/>
-      <w:t>2026-10-17</w:t>
+      <w:t>2026-10-18</w:t>
       <w:br/>
       <w:br/>
     </w:r>

--- a/klagomål/A 48581-2025 FSC-klagomål.docx
+++ b/klagomål/A 48581-2025 FSC-klagomål.docx
@@ -1386,7 +1386,7 @@
     <w:r>
       <w:tab/>
       <w:tab/>
-      <w:t>2026-10-18</w:t>
+      <w:t>2026-10-19</w:t>
       <w:br/>
       <w:br/>
     </w:r>

--- a/klagomål/A 48581-2025 FSC-klagomål.docx
+++ b/klagomål/A 48581-2025 FSC-klagomål.docx
@@ -1386,7 +1386,7 @@
     <w:r>
       <w:tab/>
       <w:tab/>
-      <w:t>2026-10-19</w:t>
+      <w:t>2026-10-20</w:t>
       <w:br/>
       <w:br/>
     </w:r>

--- a/klagomål/A 48581-2025 FSC-klagomål.docx
+++ b/klagomål/A 48581-2025 FSC-klagomål.docx
@@ -1386,7 +1386,7 @@
     <w:r>
       <w:tab/>
       <w:tab/>
-      <w:t>2026-10-20</w:t>
+      <w:t>2026-10-21</w:t>
       <w:br/>
       <w:br/>
     </w:r>

--- a/klagomål/A 48581-2025 FSC-klagomål.docx
+++ b/klagomål/A 48581-2025 FSC-klagomål.docx
@@ -1386,7 +1386,7 @@
     <w:r>
       <w:tab/>
       <w:tab/>
-      <w:t>2026-10-21</w:t>
+      <w:t>2026-10-22</w:t>
       <w:br/>
       <w:br/>
     </w:r>

--- a/klagomål/A 48581-2025 FSC-klagomål.docx
+++ b/klagomål/A 48581-2025 FSC-klagomål.docx
@@ -1386,7 +1386,7 @@
     <w:r>
       <w:tab/>
       <w:tab/>
-      <w:t>2026-10-22</w:t>
+      <w:t>2026-10-23</w:t>
       <w:br/>
       <w:br/>
     </w:r>

--- a/klagomål/A 48581-2025 FSC-klagomål.docx
+++ b/klagomål/A 48581-2025 FSC-klagomål.docx
@@ -1386,7 +1386,7 @@
     <w:r>
       <w:tab/>
       <w:tab/>
-      <w:t>2026-10-23</w:t>
+      <w:t>2026-10-24</w:t>
       <w:br/>
       <w:br/>
     </w:r>

--- a/klagomål/A 48581-2025 FSC-klagomål.docx
+++ b/klagomål/A 48581-2025 FSC-klagomål.docx
@@ -1386,7 +1386,7 @@
     <w:r>
       <w:tab/>
       <w:tab/>
-      <w:t>2026-10-24</w:t>
+      <w:t>2026-10-25</w:t>
       <w:br/>
       <w:br/>
     </w:r>

--- a/klagomål/A 48581-2025 FSC-klagomål.docx
+++ b/klagomål/A 48581-2025 FSC-klagomål.docx
@@ -1386,7 +1386,7 @@
     <w:r>
       <w:tab/>
       <w:tab/>
-      <w:t>2026-10-25</w:t>
+      <w:t>2026-10-26</w:t>
       <w:br/>
       <w:br/>
     </w:r>

--- a/klagomål/A 48581-2025 FSC-klagomål.docx
+++ b/klagomål/A 48581-2025 FSC-klagomål.docx
@@ -1386,7 +1386,7 @@
     <w:r>
       <w:tab/>
       <w:tab/>
-      <w:t>2026-10-26</w:t>
+      <w:t>2026-10-27</w:t>
       <w:br/>
       <w:br/>
     </w:r>

--- a/klagomål/A 48581-2025 FSC-klagomål.docx
+++ b/klagomål/A 48581-2025 FSC-klagomål.docx
@@ -1386,7 +1386,7 @@
     <w:r>
       <w:tab/>
       <w:tab/>
-      <w:t>2026-10-27</w:t>
+      <w:t>2026-10-28</w:t>
       <w:br/>
       <w:br/>
     </w:r>

--- a/klagomål/A 48581-2025 FSC-klagomål.docx
+++ b/klagomål/A 48581-2025 FSC-klagomål.docx
@@ -1386,7 +1386,7 @@
     <w:r>
       <w:tab/>
       <w:tab/>
-      <w:t>2026-10-28</w:t>
+      <w:t>2026-10-29</w:t>
       <w:br/>
       <w:br/>
     </w:r>

--- a/klagomål/A 48581-2025 FSC-klagomål.docx
+++ b/klagomål/A 48581-2025 FSC-klagomål.docx
@@ -221,7 +221,7 @@
     </w:p>
     <w:p>
       <w:r>
-        <w:t>I och inom 22 meter från avverkningsanmälan finns fynd av 9 naturvårdsarter, varav 5 är rödlistade, 1 är fridlyst, 9 är typiska (T) och 3 är signalarter (S): garnlav (VU, T), knärot (VU, T, §8), gammelgransskål (NT, T), lunglav (NT, T), ullticka (NT, T), skinnlav (S, T), stuplav (S, T), vedticka (S, T) och kötticka (T). Se Figur 1.</w:t>
+        <w:t>I och inom 22 meter från avverkningsanmälan finns fynd av 9 naturvårdsarter, varav 5 är rödlistade, 1 är fridlyst, 9 är typiska (T) och 3 är signalarter (S): garnlav (VU, T), knärot (VU, T, §8), gammelgransskål (NT, T), lunglav (NT, T), ullticka (NT, T), skinnlav (S, T), stuplav (S, T), vedticka (S, T) och kötticka (aggregat) (T). Se Figur 1.</w:t>
       </w:r>
     </w:p>
     <w:p>
@@ -614,26 +614,6 @@
       </w:r>
     </w:p>
     <w:p>
-      <w:r>
-        <w:rPr>
-          <w:b/>
-        </w:rPr>
-        <w:t>Kötticka (NT)</w:t>
-      </w:r>
-      <w:r>
-        <w:t xml:space="preserve"> är granens kötticka och har klassificerats som ”gammelskogsindikator”, då den förekommer med ett tydligt optimum i äldre barrskogar, främst fuktiga granskogar. Den har högst signalvärde söder om den naturliga norrlandsgränsen </w:t>
-      </w:r>
-      <w:r>
-        <w:rPr>
-          <w:i/>
-        </w:rPr>
-        <w:t>limes norrlandicus</w:t>
-      </w:r>
-      <w:r>
-        <w:t>, men signalerar vanligtvis höga naturvärden även i Norrland. Arten är knuten till miljöer med konstant luftfuktighet och känslig för uttorkning som en avverkning kan medföra. Den totala populationen bedöms därför ha minskat under de senaste 30 åren och fortsätter att minska i takt med att grankontinuitetsskogar (skogar som inte kalavverkats) minskar i areal, samtidigt som att lämpliga miljöer inte återskapas i samma takt (SLU Artdatabanken, 2024; Nitare &amp; Skogsstyrelsen, 2019).</w:t>
-      </w:r>
-    </w:p>
-    <w:p>
       <w:pPr>
         <w:pStyle w:val="Heading1"/>
       </w:pPr>
@@ -1386,7 +1366,7 @@
     <w:r>
       <w:tab/>
       <w:tab/>
-      <w:t>2026-10-29</w:t>
+      <w:t>2026-10-31</w:t>
       <w:br/>
       <w:br/>
     </w:r>
